--- a/docs/ARIA_The_Lost_Code_Game_Bible.docx
+++ b/docs/ARIA_The_Lost_Code_Game_Bible.docx
@@ -26572,6 +26572,691 @@
       </w:pPr>
       <w:r>
         <w:t xml:space="preserve"/>
+      </w:r>
+    </w:p>
+    <w:p>
+      <w:r>
+        <w:br w:type="page"/>
+      </w:r>
+    </w:p>
+    <w:p>
+      <w:pPr>
+        <w:pStyle w:val="Heading1"/>
+      </w:pPr>
+      <w:r>
+        <w:t>Challenge Tier System, Strategic Currency, and Intentional Bug Evolution</w:t>
+      </w:r>
+    </w:p>
+    <w:p>
+      <w:pPr>
+        <w:pStyle w:val="Heading2"/>
+      </w:pPr>
+      <w:r>
+        <w:t>Locked Tab Behavior</w:t>
+      </w:r>
+    </w:p>
+    <w:p>
+      <w:pPr>
+        <w:pStyle w:val="ListParagraph"/>
+      </w:pPr>
+      <w:r>
+        <w:t>All three gate tabs must be passed to open a full Challenge Gate.</w:t>
+      </w:r>
+    </w:p>
+    <w:p>
+      <w:pPr>
+        <w:pStyle w:val="ListParagraph"/>
+      </w:pPr>
+      <w:r>
+        <w:t>Players may freely attempt tabs in any order.</w:t>
+      </w:r>
+    </w:p>
+    <w:p>
+      <w:pPr>
+        <w:pStyle w:val="ListParagraph"/>
+      </w:pPr>
+      <w:r>
+        <w:t>Failure tracking is per tab, not per whole gate.</w:t>
+      </w:r>
+    </w:p>
+    <w:p>
+      <w:pPr>
+        <w:pStyle w:val="ListParagraph"/>
+      </w:pPr>
+      <w:r>
+        <w:t>The first wrong answer on a tab is free and triggers an ARIA hint.</w:t>
+      </w:r>
+    </w:p>
+    <w:p>
+      <w:pPr>
+        <w:pStyle w:val="ListParagraph"/>
+      </w:pPr>
+      <w:r>
+        <w:t>The second and later wrong answers on that same tab cost one Chance.</w:t>
+      </w:r>
+    </w:p>
+    <w:p>
+      <w:pPr>
+        <w:pStyle w:val="ListParagraph"/>
+      </w:pPr>
+      <w:r>
+        <w:t>If the player runs out of Chances and is ejected, completed tabs stay completed. Only incomplete tabs reset.</w:t>
+      </w:r>
+    </w:p>
+    <w:p>
+      <w:pPr>
+        <w:pStyle w:val="Heading2"/>
+      </w:pPr>
+      <w:r>
+        <w:t>Strategic Currency: Code Shards</w:t>
+      </w:r>
+    </w:p>
+    <w:p>
+      <w:r>
+        <w:t>Code Shards are the recommended Region 1 strategic currency. They should be earned through mastery, not grinding.</w:t>
+      </w:r>
+    </w:p>
+    <w:p>
+      <w:r>
+        <w:t>Earn sources:</w:t>
+      </w:r>
+    </w:p>
+    <w:p>
+      <w:pPr>
+        <w:pStyle w:val="ListParagraph"/>
+      </w:pPr>
+      <w:r>
+        <w:t>Defeat roaming bugs.</w:t>
+      </w:r>
+    </w:p>
+    <w:p>
+      <w:pPr>
+        <w:pStyle w:val="ListParagraph"/>
+      </w:pPr>
+      <w:r>
+        <w:t>Clear gate tabs with few or no mistakes.</w:t>
+      </w:r>
+    </w:p>
+    <w:p>
+      <w:pPr>
+        <w:pStyle w:val="ListParagraph"/>
+      </w:pPr>
+      <w:r>
+        <w:t>Complete side challenges tied to concepts already learned.</w:t>
+      </w:r>
+    </w:p>
+    <w:p>
+      <w:pPr>
+        <w:pStyle w:val="ListParagraph"/>
+      </w:pPr>
+      <w:r>
+        <w:t>Earn Silver or Gold clears on Challenge Gates.</w:t>
+      </w:r>
+    </w:p>
+    <w:p>
+      <w:pPr>
+        <w:pStyle w:val="ListParagraph"/>
+      </w:pPr>
+      <w:r>
+        <w:t>Defeat Boss Bugs.</w:t>
+      </w:r>
+    </w:p>
+    <w:p>
+      <w:r>
+        <w:t>Suggested clear tiers:</w:t>
+      </w:r>
+    </w:p>
+    <w:p>
+      <w:pPr>
+        <w:pStyle w:val="ListParagraph"/>
+      </w:pPr>
+      <w:r>
+        <w:t>Bronze Clear: pass the challenge. Reward normal progress and a small Code Shard payout.</w:t>
+      </w:r>
+    </w:p>
+    <w:p>
+      <w:pPr>
+        <w:pStyle w:val="ListParagraph"/>
+      </w:pPr>
+      <w:r>
+        <w:t>Silver Clear: pass with no manual hint used. Reward bonus Code Shards and a minor collectible.</w:t>
+      </w:r>
+    </w:p>
+    <w:p>
+      <w:pPr>
+        <w:pStyle w:val="ListParagraph"/>
+      </w:pPr>
+      <w:r>
+        <w:t>Gold Clear: pass perfectly on the first submission. Reward the largest Code Shard payout, badge progress, and possible cosmetic/lore unlocks.</w:t>
+      </w:r>
+    </w:p>
+    <w:p>
+      <w:r>
+        <w:t>Shop Terminal purchases must not let players buy their way past learning. The shop should sell support, expression, and optional depth, not answers.</w:t>
+      </w:r>
+    </w:p>
+    <w:p>
+      <w:r>
+        <w:t>Recommended shop inventory:</w:t>
+      </w:r>
+    </w:p>
+    <w:p>
+      <w:pPr>
+        <w:pStyle w:val="ListParagraph"/>
+      </w:pPr>
+      <w:r>
+        <w:t>ARIA Hint Token: unlocks an extra general hint that explains the concept but does not give the answer.</w:t>
+      </w:r>
+    </w:p>
+    <w:p>
+      <w:pPr>
+        <w:pStyle w:val="ListParagraph"/>
+      </w:pPr>
+      <w:r>
+        <w:t>Trace Pulse: briefly highlights the category of bug in a bug-fix challenge, such as string, boolean, or type conversion, without marking the exact line.</w:t>
+      </w:r>
+    </w:p>
+    <w:p>
+      <w:pPr>
+        <w:pStyle w:val="ListParagraph"/>
+      </w:pPr>
+      <w:r>
+        <w:t>Chance Fragment: collect three fragments to restore one Chance.</w:t>
+      </w:r>
+    </w:p>
+    <w:p>
+      <w:pPr>
+        <w:pStyle w:val="ListParagraph"/>
+      </w:pPr>
+      <w:r>
+        <w:t>Memory Log: optional ARIA lore fragment or lost system message.</w:t>
+      </w:r>
+    </w:p>
+    <w:p>
+      <w:pPr>
+        <w:pStyle w:val="ListParagraph"/>
+      </w:pPr>
+      <w:r>
+        <w:t>Cosmetic Signal Trail: changes the player trail effect.</w:t>
+      </w:r>
+    </w:p>
+    <w:p>
+      <w:pPr>
+        <w:pStyle w:val="ListParagraph"/>
+      </w:pPr>
+      <w:r>
+        <w:t>Terminal Theme: changes editor appearance.</w:t>
+      </w:r>
+    </w:p>
+    <w:p>
+      <w:pPr>
+        <w:pStyle w:val="ListParagraph"/>
+      </w:pPr>
+      <w:r>
+        <w:t>Map Ping: marks one optional side challenge or collectible room on the map.</w:t>
+      </w:r>
+    </w:p>
+    <w:p>
+      <w:pPr>
+        <w:pStyle w:val="ListParagraph"/>
+      </w:pPr>
+      <w:r>
+        <w:t>Practice Reroll: swaps a standalone practice prompt for another prompt from the same concept.</w:t>
+      </w:r>
+    </w:p>
+    <w:p>
+      <w:r>
+        <w:t>Hard rule: Code Shards cannot directly buy gate completion, boss completion, or final answers.</w:t>
+      </w:r>
+    </w:p>
+    <w:p>
+      <w:pPr>
+        <w:pStyle w:val="Heading2"/>
+      </w:pPr>
+      <w:r>
+        <w:t>Side Challenge Doctrine</w:t>
+      </w:r>
+    </w:p>
+    <w:p>
+      <w:r>
+        <w:t>Side challenges must be about concepts the player has already learned. They should reinforce mastery, not introduce brand-new mechanics before the shrine teaches them.</w:t>
+      </w:r>
+    </w:p>
+    <w:p>
+      <w:r>
+        <w:t>Good side challenge formats:</w:t>
+      </w:r>
+    </w:p>
+    <w:p>
+      <w:pPr>
+        <w:pStyle w:val="ListParagraph"/>
+      </w:pPr>
+      <w:r>
+        <w:t>Bug Hunt: identify and fix a known error pattern from a completed shrine.</w:t>
+      </w:r>
+    </w:p>
+    <w:p>
+      <w:pPr>
+        <w:pStyle w:val="ListParagraph"/>
+      </w:pPr>
+      <w:r>
+        <w:t>Output Prediction: read a short script and choose or enter what it prints.</w:t>
+      </w:r>
+    </w:p>
+    <w:p>
+      <w:pPr>
+        <w:pStyle w:val="ListParagraph"/>
+      </w:pPr>
+      <w:r>
+        <w:t>Rebuild the Line: reconstruct a broken line from available pieces.</w:t>
+      </w:r>
+    </w:p>
+    <w:p>
+      <w:pPr>
+        <w:pStyle w:val="ListParagraph"/>
+      </w:pPr>
+      <w:r>
+        <w:t>Speed Debug: fix a familiar bug pattern under light pressure.</w:t>
+      </w:r>
+    </w:p>
+    <w:p>
+      <w:pPr>
+        <w:pStyle w:val="ListParagraph"/>
+      </w:pPr>
+      <w:r>
+        <w:t>Match Type to Value: connect values to str, int, float, bool, or conversion functions.</w:t>
+      </w:r>
+    </w:p>
+    <w:p>
+      <w:pPr>
+        <w:pStyle w:val="ListParagraph"/>
+      </w:pPr>
+      <w:r>
+        <w:t>Corrupted Terminal Log: repair a small narrative code snippet using prior concepts.</w:t>
+      </w:r>
+    </w:p>
+    <w:p>
+      <w:r>
+        <w:t>Side challenges should reward Code Shards, lore, cosmetic unlock progress, or Chance Fragments. They should never block main progression in V1.</w:t>
+      </w:r>
+    </w:p>
+    <w:p>
+      <w:pPr>
+        <w:pStyle w:val="Heading2"/>
+      </w:pPr>
+      <w:r>
+        <w:t>Intentional Bug Evolution</w:t>
+      </w:r>
+    </w:p>
+    <w:p>
+      <w:r>
+        <w:t>Bugs begin as simple syntax corruption, but the story should slowly reveal that some bugs are intentional. ARIA remains helpful, honest, and narrative throughout. She does not become the villain.</w:t>
+      </w:r>
+    </w:p>
+    <w:p>
+      <w:r>
+        <w:t>Evolution path:</w:t>
+      </w:r>
+    </w:p>
+    <w:p>
+      <w:pPr>
+        <w:pStyle w:val="ListParagraph"/>
+      </w:pPr>
+      <w:r>
+        <w:t>Region 1: Bugs look accidental: quotes, capitalization, bad values, missing f-string markers.</w:t>
+      </w:r>
+    </w:p>
+    <w:p>
+      <w:pPr>
+        <w:pStyle w:val="ListParagraph"/>
+      </w:pPr>
+      <w:r>
+        <w:t>Region 2: Bugs begin to look patterned, especially in conditionals and loops.</w:t>
+      </w:r>
+    </w:p>
+    <w:p>
+      <w:pPr>
+        <w:pStyle w:val="ListParagraph"/>
+      </w:pPr>
+      <w:r>
+        <w:t>Region 3: Bugs appear to protect parts of the system rather than merely break them.</w:t>
+      </w:r>
+    </w:p>
+    <w:p>
+      <w:pPr>
+        <w:pStyle w:val="ListParagraph"/>
+      </w:pPr>
+      <w:r>
+        <w:t>Region 4: Bugs behave like traps, using the player assumptions against them.</w:t>
+      </w:r>
+    </w:p>
+    <w:p>
+      <w:pPr>
+        <w:pStyle w:val="ListParagraph"/>
+      </w:pPr>
+      <w:r>
+        <w:t>Region 5: Some bugs are decoys hiding deeper logic failures.</w:t>
+      </w:r>
+    </w:p>
+    <w:p>
+      <w:pPr>
+        <w:pStyle w:val="ListParagraph"/>
+      </w:pPr>
+      <w:r>
+        <w:t>Region 6: Bugs suggest an outside or buried intelligence is actively rewriting the code.</w:t>
+      </w:r>
+    </w:p>
+    <w:p>
+      <w:pPr>
+        <w:pStyle w:val="ListParagraph"/>
+      </w:pPr>
+      <w:r>
+        <w:t>Region 7: The player learns the original corruption was not random. The final debug is both technical and narrative.</w:t>
+      </w:r>
+    </w:p>
+    <w:p>
+      <w:r>
+        <w:t>ARIA role:</w:t>
+      </w:r>
+    </w:p>
+    <w:p>
+      <w:pPr>
+        <w:pStyle w:val="ListParagraph"/>
+      </w:pPr>
+      <w:r>
+        <w:t>ARIA stays the player guide and emotional anchor.</w:t>
+      </w:r>
+    </w:p>
+    <w:p>
+      <w:pPr>
+        <w:pStyle w:val="ListParagraph"/>
+      </w:pPr>
+      <w:r>
+        <w:t>ARIA can be uncertain, worried, or surprised, but she should not intentionally mislead the player.</w:t>
+      </w:r>
+    </w:p>
+    <w:p>
+      <w:pPr>
+        <w:pStyle w:val="ListParagraph"/>
+      </w:pPr>
+      <w:r>
+        <w:t>When bugs become intentional, ARIA frames them as evidence: "That was placed there," not "I hid that from you."</w:t>
+      </w:r>
+    </w:p>
+    <w:p>
+      <w:pPr>
+        <w:pStyle w:val="Heading2"/>
+      </w:pPr>
+      <w:r>
+        <w:t>Boss Bug 3 Fixes Applied in Current Build</w:t>
+      </w:r>
+    </w:p>
+    <w:p>
+      <w:pPr>
+        <w:pStyle w:val="ListParagraph"/>
+      </w:pPr>
+      <w:r>
+        <w:t>Boss Bug upgraded from two errors to six errors, one from each Region 1 shrine.</w:t>
+      </w:r>
+    </w:p>
+    <w:p>
+      <w:pPr>
+        <w:pStyle w:val="ListParagraph"/>
+      </w:pPr>
+      <w:r>
+        <w:t>Boss Bug now gives remaining-error feedback after submission without revealing lines.</w:t>
+      </w:r>
+    </w:p>
+    <w:p>
+      <w:pPr>
+        <w:pStyle w:val="ListParagraph"/>
+      </w:pPr>
+      <w:r>
+        <w:t>Boss Bug now supports the intentional-bug narrative: the pattern is deliberate, while ARIA remains helpful.</w:t>
+      </w:r>
+    </w:p>
+    <w:p>
+      <w:r>
+        <w:br w:type="page"/>
+      </w:r>
+    </w:p>
+    <w:p>
+      <w:r>
+        <w:rPr>
+          <w:b/>
+          <w:sz w:val="36"/>
+        </w:rPr>
+        <w:t>Implementation Pack: Code Shards, Shop Terminal, Side Challenges, and Intentional Bugs</w:t>
+      </w:r>
+    </w:p>
+    <w:p>
+      <w:r>
+        <w:t>Date: 2026-05-22</w:t>
+      </w:r>
+    </w:p>
+    <w:p>
+      <w:r>
+        <w:rPr>
+          <w:b/>
+          <w:sz w:val="28"/>
+        </w:rPr>
+        <w:t>Purpose</w:t>
+      </w:r>
+    </w:p>
+    <w:p>
+      <w:r>
+        <w:t>This pack turns the challenge-tier system into a fuller game loop: repair corruption, earn strategic currency, spend it on limited support, and discover optional mastery checks tied directly to concepts the player has already learned.</w:t>
+      </w:r>
+    </w:p>
+    <w:p>
+      <w:r>
+        <w:rPr>
+          <w:b/>
+          <w:sz w:val="28"/>
+        </w:rPr>
+        <w:t>Locked Design Decisions</w:t>
+      </w:r>
+    </w:p>
+    <w:p>
+      <w:pPr>
+        <w:ind w:left="360"/>
+      </w:pPr>
+      <w:r>
+        <w:t>• Code Shards are the primary strategic currency for Region 1.</w:t>
+      </w:r>
+    </w:p>
+    <w:p>
+      <w:pPr>
+        <w:ind w:left="360"/>
+      </w:pPr>
+      <w:r>
+        <w:t>• Code Shards reward repair, mastery, and optional side challenges.</w:t>
+      </w:r>
+    </w:p>
+    <w:p>
+      <w:pPr>
+        <w:ind w:left="360"/>
+      </w:pPr>
+      <w:r>
+        <w:t>• The shop may sell support, recovery, cosmetics, and lore access, but it must never sell direct answers.</w:t>
+      </w:r>
+    </w:p>
+    <w:p>
+      <w:pPr>
+        <w:ind w:left="360"/>
+      </w:pPr>
+      <w:r>
+        <w:t>• Side challenges must be about concepts already taught by shrines and gates.</w:t>
+      </w:r>
+    </w:p>
+    <w:p>
+      <w:pPr>
+        <w:ind w:left="360"/>
+      </w:pPr>
+      <w:r>
+        <w:t>• Bugs begin as corruption but evolve into intentional, adaptive defenses.</w:t>
+      </w:r>
+    </w:p>
+    <w:p>
+      <w:pPr>
+        <w:ind w:left="360"/>
+      </w:pPr>
+      <w:r>
+        <w:t>• ARIA remains helpful and narrative. She is not the villain.</w:t>
+      </w:r>
+    </w:p>
+    <w:p>
+      <w:r>
+        <w:rPr>
+          <w:b/>
+          <w:sz w:val="28"/>
+        </w:rPr>
+        <w:t>Implemented Runtime Changes</w:t>
+      </w:r>
+    </w:p>
+    <w:p>
+      <w:r>
+        <w:rPr>
+          <w:b/>
+          <w:sz w:val="24"/>
+        </w:rPr>
+        <w:t>Code Shards</w:t>
+      </w:r>
+    </w:p>
+    <w:p>
+      <w:r>
+        <w:t>Code Shards were added to persistent frontend/backend game state. The current value is stored inside PlayerProfile.game_state under code_shards, allowing the economy to evolve without a database migration.</w:t>
+      </w:r>
+    </w:p>
+    <w:p>
+      <w:pPr>
+        <w:ind w:left="360"/>
+      </w:pPr>
+      <w:r>
+        <w:t>• game/views.py: added code_shards, shop_purchases, and side_challenges_completed to game-state normalization and sync.</w:t>
+      </w:r>
+    </w:p>
+    <w:p>
+      <w:pPr>
+        <w:ind w:left="360"/>
+      </w:pPr>
+      <w:r>
+        <w:t>• static/js/game/main.js: added Code Shard state, HUD updates, first-clear reward protection, and reward payout logic.</w:t>
+      </w:r>
+    </w:p>
+    <w:p>
+      <w:pPr>
+        <w:ind w:left="360"/>
+      </w:pPr>
+      <w:r>
+        <w:t>• templates/game/game.html: added Code Shards HUD display and Shop Terminal panel in the in-game menu.</w:t>
+      </w:r>
+    </w:p>
+    <w:p>
+      <w:r>
+        <w:rPr>
+          <w:b/>
+          <w:sz w:val="24"/>
+        </w:rPr>
+        <w:t>Shop Terminal v1</w:t>
+      </w:r>
+    </w:p>
+    <w:p>
+      <w:r>
+        <w:t>The first implemented shop item is Extra Chance for 20 Code Shards. The shop sells support, not answers. Extra Chance can raise current chances up to 6.</w:t>
+      </w:r>
+    </w:p>
+    <w:p>
+      <w:r>
+        <w:rPr>
+          <w:b/>
+          <w:sz w:val="24"/>
+        </w:rPr>
+        <w:t>Side Challenge Scaffolding</w:t>
+      </w:r>
+    </w:p>
+    <w:p>
+      <w:r>
+        <w:t>Optional Region 1 side challenge data was added. These challenges test already-learned concepts and reward Code Shards without blocking main progression.</w:t>
+      </w:r>
+    </w:p>
+    <w:p>
+      <w:pPr>
+        <w:ind w:left="360"/>
+      </w:pPr>
+      <w:r>
+        <w:t>• ch10: Side Challenge - Output Prediction</w:t>
+      </w:r>
+    </w:p>
+    <w:p>
+      <w:pPr>
+        <w:ind w:left="360"/>
+      </w:pPr>
+      <w:r>
+        <w:t>• ch11: Side Challenge - Type Repair</w:t>
+      </w:r>
+    </w:p>
+    <w:p>
+      <w:r>
+        <w:rPr>
+          <w:b/>
+          <w:sz w:val="24"/>
+        </w:rPr>
+        <w:t>Intentional Bug Evolution</w:t>
+      </w:r>
+    </w:p>
+    <w:p>
+      <w:r>
+        <w:t>The Boss Bug now explicitly frames Region 1 corruption as intentional. Later regions should show bugs reacting to player fixes and eventually adapting around expected player behavior. ARIA should remain helpful, uncertain, and narrative rather than secretly evil.</w:t>
+      </w:r>
+    </w:p>
+    <w:p>
+      <w:r>
+        <w:rPr>
+          <w:b/>
+          <w:sz w:val="28"/>
+        </w:rPr>
+        <w:t>Next Build Pack</w:t>
+      </w:r>
+    </w:p>
+    <w:p>
+      <w:pPr>
+        <w:ind w:left="360"/>
+      </w:pPr>
+      <w:r>
+        <w:t>1. Add side challenge map interactables.</w:t>
+      </w:r>
+    </w:p>
+    <w:p>
+      <w:pPr>
+        <w:ind w:left="360"/>
+      </w:pPr>
+      <w:r>
+        <w:t>2. Add side challenge completion tracking and one-time reward payout.</w:t>
+      </w:r>
+    </w:p>
+    <w:p>
+      <w:pPr>
+        <w:ind w:left="360"/>
+      </w:pPr>
+      <w:r>
+        <w:t>3. Add a real shop terminal tile in the world, not only the menu panel.</w:t>
+      </w:r>
+    </w:p>
+    <w:p>
+      <w:pPr>
+        <w:ind w:left="360"/>
+      </w:pPr>
+      <w:r>
+        <w:t>4. Add one environmental code puzzle where a door, bridge, or light system is fixed through code.</w:t>
+      </w:r>
+    </w:p>
+    <w:p>
+      <w:pPr>
+        <w:ind w:left="360"/>
+      </w:pPr>
+      <w:r>
+        <w:t>5. Move reward amounts and shop prices into a central balancing config.</w:t>
       </w:r>
     </w:p>
     <w:sectPr>
